--- a/course_development/active_inference_family/04_screens_toys_tools/04_cognition/output/lecture-content/04_cognition-module.docx
+++ b/course_development/active_inference_family/04_screens_toys_tools/04_cognition/output/lecture-content/04_cognition-module.docx
@@ -4,7 +4,7 @@
   <w:body>
     <w:p>
       <w:r>
-        <w:t>Module 04: Cognition in Family</w:t>
+        <w:t>Module 04: Cognition — Search Engines and Algorithms</w:t>
       </w:r>
     </w:p>
     <w:p>
@@ -14,12 +14,24 @@
     </w:p>
     <w:p>
       <w:r>
-        <w:t>Define Cognition within the context of Family.  Analyze how Cognition interacts with other components of the Active Inference framework.  Apply specific constraints of Family to the formal definition of Cognition.   Introduction</w:t>
+        <w:t>Understand that Cognition for a computer is running a Algorithm .  Learn how a Search Engine finds what you are looking for.  Know that websites try to predict what you want to see (Recommendations).   Introduction: The Librarian of the Internet</w:t>
       </w:r>
     </w:p>
     <w:p>
       <w:r>
-        <w:t>This module explores Cognition . In the Family curriculum, we approach this topic with a focus on specific applications and theoretical depth appropriate for the audience. Cognition is a critical component of the 8-part Active Inference spine, bridging the gap between [Previous Topic] and [Next Topic].</w:t>
+        <w:t>Imagine a library with 1 Billion books.</w:t>
+        <w:br/>
+        <w:t>They are all in a big pile on the floor.</w:t>
+        <w:br/>
+        <w:t>If you want a book about "Cats," how do you find it?</w:t>
+        <w:br/>
+        <w:t>You need a Librarian.</w:t>
+        <w:br/>
+        <w:t>Google/Bing are the Librarians.</w:t>
+        <w:br/>
+        <w:t>They have an index of everything.</w:t>
+        <w:br/>
+        <w:t>When you ask, they find it in 0.0001 seconds.</w:t>
       </w:r>
     </w:p>
     <w:p>
@@ -29,56 +41,98 @@
     </w:p>
     <w:p>
       <w:r>
-        <w:t>1. Cognition as a Markov Blanket Boundary</w:t>
+        <w:t>1. The Algorithm (A Recipe)</w:t>
       </w:r>
     </w:p>
     <w:p>
       <w:r>
-        <w:t>How does Cognition define the boundary between the agent and the environment?</w:t>
+        <w:t>An Algorithm is just a fancy word for a Recipe.</w:t>
       </w:r>
     </w:p>
     <w:p>
       <w:r>
-        <w:t>2. Generative Models of Cognition</w:t>
+        <w:t>Crack egg.  Mix.  Cook.</w:t>
+        <w:br/>
+        <w:t>Computer Algorithm:  Look at search word.  Find pages with that word.  Show the most popular one first.   2. Recommendation (The Prediction)</w:t>
       </w:r>
     </w:p>
     <w:p>
       <w:r>
-        <w:t>What parameters involved in Cognition must be optimized to minimize variational free energy?</w:t>
+        <w:t>Why does YouTube show you videos of Minecraft?</w:t>
+        <w:br/>
+        <w:t>Because you watched Minecraft yesterday!</w:t>
+        <w:br/>
+        <w:t>The computer creates a Model of YOU.</w:t>
+        <w:br/>
+        <w:t>"He likes blocks. Show more blocks."</w:t>
+        <w:br/>
+        <w:t>It is trying to predict your future behavior.</w:t>
       </w:r>
     </w:p>
     <w:p>
       <w:r>
-        <w:t>3. Active Inference Dynamics</w:t>
+        <w:t>3. Filter Bubbles</w:t>
       </w:r>
     </w:p>
     <w:p>
       <w:r>
-        <w:t>How does the process of Cognition drive the perception-action loop?</w:t>
+        <w:t>If the computer ONLY shows you what you like, you never see new things.</w:t>
+        <w:br/>
+        <w:t>It's like only eating pizza forever.</w:t>
+        <w:br/>
+        <w:t>Sometimes you need to search for something totally different!</w:t>
       </w:r>
     </w:p>
     <w:p>
       <w:r>
-        <w:t>Applications</w:t>
+        <w:t>Activities</w:t>
       </w:r>
     </w:p>
     <w:p>
       <w:r>
-        <w:t>In Family, we see Cognition manifest in:</w:t>
-        <w:br/>
-        <w:t>* Specific Example 1 : [Add domain-specific example here]</w:t>
-        <w:br/>
-        <w:t>* Specific Example 2 : [Add domain-specific example here]</w:t>
+        <w:t>Activity 1: The Sorting Algorithm</w:t>
       </w:r>
     </w:p>
     <w:p>
       <w:r>
-        <w:t>Conclusion</w:t>
+        <w:t>Sort a deck of cards.</w:t>
+        <w:br/>
+        <w:t>Method A: Throw them on the floor and pick them up one by one. (Inefficient).</w:t>
+        <w:br/>
+        <w:t>Method B: Separate red and black first. Then suits. Then numbers. (Efficient).</w:t>
+        <w:br/>
+        <w:t>Computers use efficient sorting to be fast.</w:t>
       </w:r>
     </w:p>
     <w:p>
       <w:r>
-        <w:t>Understanding Cognition allows us to better model complex adaptive systems. In the next module, we will expand on this foundation.</w:t>
+        <w:t>Activity 2: The "Autofill" Game</w:t>
+      </w:r>
+    </w:p>
+    <w:p>
+      <w:r>
+        <w:t>Start a sentence: "I want to eat..."</w:t>
+        <w:br/>
+        <w:t>Let your phone finish it using the middle button.</w:t>
+        <w:br/>
+        <w:t>"I want to eat... pizza... tomorrow... with... Mom."</w:t>
+        <w:br/>
+        <w:t>The phone is guessing the next word using probability!</w:t>
+      </w:r>
+    </w:p>
+    <w:p>
+      <w:r>
+        <w:t>Summary</w:t>
+      </w:r>
+    </w:p>
+    <w:p>
+      <w:r>
+        <w:t>Computers are fast thinkers, but they only know what we teach them. You are the driver; the computer is the map.</w:t>
+      </w:r>
+    </w:p>
+    <w:p>
+      <w:r>
+        <w:t>References</w:t>
       </w:r>
     </w:p>
     <w:sectPr>
